--- a/Report/第三章 初步選擇模型.docx
+++ b/Report/第三章 初步選擇模型.docx
@@ -398,10 +398,18 @@
       <w:tblPr>
         <w:tblStyle w:val="af3"/>
         <w:tblW w:w="0" w:type="auto"/>
+        <w:tblBorders>
+          <w:top w:val="none" w:sz="0" w:space="0" w:color="auto"/>
+          <w:left w:val="none" w:sz="0" w:space="0" w:color="auto"/>
+          <w:bottom w:val="none" w:sz="0" w:space="0" w:color="auto"/>
+          <w:right w:val="none" w:sz="0" w:space="0" w:color="auto"/>
+          <w:insideH w:val="none" w:sz="0" w:space="0" w:color="auto"/>
+          <w:insideV w:val="none" w:sz="0" w:space="0" w:color="auto"/>
+        </w:tblBorders>
         <w:tblLook w:val="04A0" w:firstRow="1" w:lastRow="0" w:firstColumn="1" w:lastColumn="0" w:noHBand="0" w:noVBand="1"/>
       </w:tblPr>
       <w:tblGrid>
-        <w:gridCol w:w="8296"/>
+        <w:gridCol w:w="8306"/>
       </w:tblGrid>
       <w:tr>
         <w:tc>
@@ -713,6 +721,14 @@
       <w:tblPr>
         <w:tblStyle w:val="af3"/>
         <w:tblW w:w="0" w:type="auto"/>
+        <w:tblBorders>
+          <w:top w:val="none" w:sz="0" w:space="0" w:color="auto"/>
+          <w:left w:val="none" w:sz="0" w:space="0" w:color="auto"/>
+          <w:bottom w:val="none" w:sz="0" w:space="0" w:color="auto"/>
+          <w:right w:val="none" w:sz="0" w:space="0" w:color="auto"/>
+          <w:insideH w:val="none" w:sz="0" w:space="0" w:color="auto"/>
+          <w:insideV w:val="none" w:sz="0" w:space="0" w:color="auto"/>
+        </w:tblBorders>
         <w:tblLook w:val="04A0" w:firstRow="1" w:lastRow="0" w:firstColumn="1" w:lastColumn="0" w:noHBand="0" w:noVBand="1"/>
       </w:tblPr>
       <w:tblGrid>
@@ -777,9 +793,6 @@
           <w:p>
             <w:pPr>
               <w:jc w:val="center"/>
-              <w:rPr>
-                <w:rFonts w:hint="eastAsia"/>
-              </w:rPr>
             </w:pPr>
             <w:r>
               <w:rPr>
@@ -823,10 +836,18 @@
       <w:tblPr>
         <w:tblStyle w:val="af3"/>
         <w:tblW w:w="5000" w:type="pct"/>
+        <w:tblBorders>
+          <w:top w:val="none" w:sz="0" w:space="0" w:color="auto"/>
+          <w:left w:val="none" w:sz="0" w:space="0" w:color="auto"/>
+          <w:bottom w:val="none" w:sz="0" w:space="0" w:color="auto"/>
+          <w:right w:val="none" w:sz="0" w:space="0" w:color="auto"/>
+          <w:insideH w:val="none" w:sz="0" w:space="0" w:color="auto"/>
+          <w:insideV w:val="none" w:sz="0" w:space="0" w:color="auto"/>
+        </w:tblBorders>
         <w:tblLook w:val="04A0" w:firstRow="1" w:lastRow="0" w:firstColumn="1" w:lastColumn="0" w:noHBand="0" w:noVBand="1"/>
       </w:tblPr>
       <w:tblGrid>
-        <w:gridCol w:w="8296"/>
+        <w:gridCol w:w="8306"/>
       </w:tblGrid>
       <w:tr>
         <w:tc>
@@ -892,7 +913,6 @@
             <w:pPr>
               <w:jc w:val="center"/>
               <w:rPr>
-                <w:rFonts w:hint="eastAsia"/>
                 <w:sz w:val="28"/>
                 <w:szCs w:val="28"/>
               </w:rPr>
@@ -1486,9 +1506,6 @@
         <w:adjustRightInd/>
         <w:spacing w:after="160" w:line="278" w:lineRule="auto"/>
         <w:textAlignment w:val="auto"/>
-        <w:rPr>
-          <w:rFonts w:hint="eastAsia"/>
-        </w:rPr>
       </w:pPr>
       <w:r>
         <w:br w:type="page"/>
@@ -1968,9 +1985,6 @@
         <w:adjustRightInd/>
         <w:spacing w:after="160" w:line="278" w:lineRule="auto"/>
         <w:textAlignment w:val="auto"/>
-        <w:rPr>
-          <w:rFonts w:hint="eastAsia"/>
-        </w:rPr>
       </w:pPr>
       <w:r>
         <w:br w:type="page"/>
@@ -2371,6 +2385,14 @@
       <w:tblPr>
         <w:tblStyle w:val="af3"/>
         <w:tblW w:w="0" w:type="auto"/>
+        <w:tblBorders>
+          <w:top w:val="none" w:sz="0" w:space="0" w:color="auto"/>
+          <w:left w:val="none" w:sz="0" w:space="0" w:color="auto"/>
+          <w:bottom w:val="none" w:sz="0" w:space="0" w:color="auto"/>
+          <w:right w:val="none" w:sz="0" w:space="0" w:color="auto"/>
+          <w:insideH w:val="none" w:sz="0" w:space="0" w:color="auto"/>
+          <w:insideV w:val="none" w:sz="0" w:space="0" w:color="auto"/>
+        </w:tblBorders>
         <w:tblLook w:val="04A0" w:firstRow="1" w:lastRow="0" w:firstColumn="1" w:lastColumn="0" w:noHBand="0" w:noVBand="1"/>
       </w:tblPr>
       <w:tblGrid>
@@ -2436,9 +2458,6 @@
           <w:p>
             <w:pPr>
               <w:jc w:val="center"/>
-              <w:rPr>
-                <w:rFonts w:hint="eastAsia"/>
-              </w:rPr>
             </w:pPr>
             <w:r>
               <w:rPr>
@@ -2556,10 +2575,18 @@
       <w:tblPr>
         <w:tblStyle w:val="af3"/>
         <w:tblW w:w="5000" w:type="pct"/>
+        <w:tblBorders>
+          <w:top w:val="none" w:sz="0" w:space="0" w:color="auto"/>
+          <w:left w:val="none" w:sz="0" w:space="0" w:color="auto"/>
+          <w:bottom w:val="none" w:sz="0" w:space="0" w:color="auto"/>
+          <w:right w:val="none" w:sz="0" w:space="0" w:color="auto"/>
+          <w:insideH w:val="none" w:sz="0" w:space="0" w:color="auto"/>
+          <w:insideV w:val="none" w:sz="0" w:space="0" w:color="auto"/>
+        </w:tblBorders>
         <w:tblLook w:val="04A0" w:firstRow="1" w:lastRow="0" w:firstColumn="1" w:lastColumn="0" w:noHBand="0" w:noVBand="1"/>
       </w:tblPr>
       <w:tblGrid>
-        <w:gridCol w:w="8296"/>
+        <w:gridCol w:w="8306"/>
       </w:tblGrid>
       <w:tr>
         <w:tc>
@@ -2621,9 +2648,6 @@
           <w:p>
             <w:pPr>
               <w:jc w:val="center"/>
-              <w:rPr>
-                <w:rFonts w:hint="eastAsia"/>
-              </w:rPr>
             </w:pPr>
             <w:r>
               <w:rPr>
@@ -2742,7 +2766,6 @@
         </w:tabs>
         <w:jc w:val="center"/>
         <w:rPr>
-          <w:rFonts w:hint="eastAsia"/>
           <w:i/>
         </w:rPr>
       </w:pPr>
@@ -2870,6 +2893,14 @@
       <w:tblPr>
         <w:tblStyle w:val="af3"/>
         <w:tblW w:w="0" w:type="auto"/>
+        <w:tblBorders>
+          <w:top w:val="none" w:sz="0" w:space="0" w:color="auto"/>
+          <w:left w:val="none" w:sz="0" w:space="0" w:color="auto"/>
+          <w:bottom w:val="none" w:sz="0" w:space="0" w:color="auto"/>
+          <w:right w:val="none" w:sz="0" w:space="0" w:color="auto"/>
+          <w:insideH w:val="none" w:sz="0" w:space="0" w:color="auto"/>
+          <w:insideV w:val="none" w:sz="0" w:space="0" w:color="auto"/>
+        </w:tblBorders>
         <w:tblLook w:val="04A0" w:firstRow="1" w:lastRow="0" w:firstColumn="1" w:lastColumn="0" w:noHBand="0" w:noVBand="1"/>
       </w:tblPr>
       <w:tblGrid>
@@ -2934,9 +2965,6 @@
           <w:p>
             <w:pPr>
               <w:jc w:val="center"/>
-              <w:rPr>
-                <w:rFonts w:hint="eastAsia"/>
-              </w:rPr>
             </w:pPr>
             <w:r>
               <w:rPr>
@@ -3048,6 +3076,14 @@
       <w:tblPr>
         <w:tblStyle w:val="af3"/>
         <w:tblW w:w="0" w:type="auto"/>
+        <w:tblBorders>
+          <w:top w:val="none" w:sz="0" w:space="0" w:color="auto"/>
+          <w:left w:val="none" w:sz="0" w:space="0" w:color="auto"/>
+          <w:bottom w:val="none" w:sz="0" w:space="0" w:color="auto"/>
+          <w:right w:val="none" w:sz="0" w:space="0" w:color="auto"/>
+          <w:insideH w:val="none" w:sz="0" w:space="0" w:color="auto"/>
+          <w:insideV w:val="none" w:sz="0" w:space="0" w:color="auto"/>
+        </w:tblBorders>
         <w:tblLook w:val="04A0" w:firstRow="1" w:lastRow="0" w:firstColumn="1" w:lastColumn="0" w:noHBand="0" w:noVBand="1"/>
       </w:tblPr>
       <w:tblGrid>
@@ -3113,9 +3149,6 @@
           <w:p>
             <w:pPr>
               <w:jc w:val="center"/>
-              <w:rPr>
-                <w:rFonts w:hint="eastAsia"/>
-              </w:rPr>
             </w:pPr>
             <w:r>
               <w:rPr>
